--- a/docs/congresos_informatica_ANECA_v1.1.docx
+++ b/docs/congresos_informatica_ANECA_v1.1.docx
@@ -84,18 +84,16 @@
         <w:t>Autores</w:t>
       </w:r>
       <w:r>
-        <w:t xml:space="preserve">: Antonio Vallecillo (Universidad de Málaga), Francisco Quiles Flor (Universidad de Castilla-La Mancha) y Víctor Viñals </w:t>
-      </w:r>
-      <w:proofErr w:type="spellStart"/>
-      <w:r>
-        <w:t>Yúfera</w:t>
-      </w:r>
-      <w:proofErr w:type="spellEnd"/>
-      <w:r>
-        <w:t xml:space="preserve"> (Universidad de Zaragoza).</w:t>
-      </w:r>
-      <w:r>
-        <w:t xml:space="preserve"> Versión 1.0 de</w:t>
+        <w:t>: Antonio Vallecillo (Universidad de Málaga), Francisco Quiles Flor (Universidad de Castilla-La Mancha) y Víctor Viñals Yúfera (Universidad de Zaragoza).</w:t>
+      </w:r>
+      <w:r>
+        <w:t xml:space="preserve"> Versión 1.</w:t>
+      </w:r>
+      <w:r>
+        <w:t>1</w:t>
+      </w:r>
+      <w:r>
+        <w:t xml:space="preserve"> de</w:t>
       </w:r>
       <w:r>
         <w:t xml:space="preserve"> </w:t>
@@ -113,7 +111,7 @@
         <w:rPr>
           <w:noProof/>
         </w:rPr>
-        <w:t>22 de octubre de 2026</w:t>
+        <w:t>23 de octubre de 2026</w:t>
       </w:r>
       <w:r>
         <w:fldChar w:fldCharType="end"/>
@@ -4513,7 +4511,6 @@
               </w:rPr>
               <w:t xml:space="preserve"> </w:t>
             </w:r>
-            <w:proofErr w:type="spellStart"/>
             <w:r>
               <w:rPr>
                 <w:b/>
@@ -4524,7 +4521,6 @@
               </w:rPr>
               <w:t>Guestrin</w:t>
             </w:r>
-            <w:proofErr w:type="spellEnd"/>
             <w:r>
               <w:rPr>
                 <w:b/>
@@ -30787,7 +30783,7 @@
         <w:sz w:val="16"/>
         <w:szCs w:val="16"/>
       </w:rPr>
-      <w:t>22/10/2026</w:t>
+      <w:t>23/10/2026</w:t>
     </w:r>
     <w:r>
       <w:rPr>
@@ -30942,15 +30938,7 @@
           <w:sz w:val="16"/>
           <w:szCs w:val="16"/>
         </w:rPr>
-        <w:t xml:space="preserve">Esta comparación no la realizan los propios autores, no incluye un test de significación estadística y está calculada sobre el conjunto bruto de publicaciones de esas revistas y congresos, no sobre la submuestra filtrada de 200.000 </w:t>
-      </w:r>
-      <w:r>
-        <w:rPr>
-          <w:color w:val="000000"/>
-          <w:sz w:val="16"/>
-          <w:szCs w:val="16"/>
-        </w:rPr>
-        <w:t>papers que constituye el análisis principal del estudio; se ofrece, por tanto, como indicio adicional y no como hallazgo consolidado.</w:t>
+        <w:t>Esta comparación no la realizan los propios autores, no incluye un test de significación estadística y está calculada sobre el conjunto bruto de publicaciones de esas revistas y congresos, no sobre la submuestra filtrada de 200.000 papers que constituye el análisis principal del estudio; se ofrece, por tanto, como indicio adicional y no como hallazgo consolidado.</w:t>
       </w:r>
     </w:p>
   </w:footnote>
@@ -30987,15 +30975,7 @@
           <w:sz w:val="16"/>
           <w:szCs w:val="16"/>
         </w:rPr>
-        <w:t xml:space="preserve">La revisión manual de una muestra de este grupo de 401 referencias vía Google </w:t>
-      </w:r>
-      <w:r>
-        <w:rPr>
-          <w:color w:val="000000"/>
-          <w:sz w:val="16"/>
-          <w:szCs w:val="16"/>
-        </w:rPr>
-        <w:t>Scholar mostró que bastantes referencias pueden tener venue real, desembocando tanto en conferencias como en revistas, aunque seguramente en un porcentaje similar al general. Por economía de esfuerzos, no se ha realizado la clasificación manual de este grupo.</w:t>
+        <w:t>La revisión manual de una muestra de este grupo de 401 referencias vía Google Scholar mostró que bastantes referencias pueden tener venue real, desembocando tanto en conferencias como en revistas, aunque seguramente en un porcentaje similar al general. Por economía de esfuerzos, no se ha realizado la clasificación manual de este grupo.</w:t>
       </w:r>
     </w:p>
   </w:footnote>
@@ -31099,15 +31079,7 @@
           <w:sz w:val="16"/>
           <w:szCs w:val="16"/>
         </w:rPr>
-        <w:t xml:space="preserve">DORA (San Francisco </w:t>
-      </w:r>
-      <w:r>
-        <w:rPr>
-          <w:color w:val="000000"/>
-          <w:sz w:val="16"/>
-          <w:szCs w:val="16"/>
-        </w:rPr>
-        <w:t>Declaration on Research Assessment) nace en 2012 y se presenta en 2013 como una iniciativa internacional para reformar la evaluación de la investigación y reducir la dependencia de las métricas bibliométricas. De alcance mundial y transversal a todas las disciplinas, cuenta actualmente con más de 27.000 signatarios en 175 países</w:t>
+        <w:t>DORA (San Francisco Declaration on Research Assessment) nace en 2012 y se presenta en 2013 como una iniciativa internacional para reformar la evaluación de la investigación y reducir la dependencia de las métricas bibliométricas. De alcance mundial y transversal a todas las disciplinas, cuenta actualmente con más de 27.000 signatarios en 175 países</w:t>
       </w:r>
       <w:r>
         <w:rPr>
